--- a/Books/Stories/ThePrincessAndTheDragon/Cover_ThePrincessAndTheDragon.docx
+++ b/Books/Stories/ThePrincessAndTheDragon/Cover_ThePrincessAndTheDragon.docx
@@ -3,8 +3,14 @@
 <w:document xmlns:ve="http://schemas.openxmlformats.org/markup-compatibility/2006" xmlns:o="urn:schemas-microsoft-com:office:office" xmlns:r="http://schemas.openxmlformats.org/officeDocument/2006/relationships" xmlns:m="http://schemas.openxmlformats.org/officeDocument/2006/math" xmlns:v="urn:schemas-microsoft-com:vml" xmlns:wp="http://schemas.openxmlformats.org/drawingml/2006/wordprocessingDrawing" xmlns:w10="urn:schemas-microsoft-com:office:word" xmlns:w="http://schemas.openxmlformats.org/wordprocessingml/2006/main" xmlns:wne="http://schemas.microsoft.com/office/word/2006/wordml">
   <w:body>
     <w:p>
+      <w:pPr>
+        <w:rPr>
+          <w:rFonts w:asciiTheme="minorHAnsi" w:hAnsiTheme="minorHAnsi" w:cstheme="minorHAnsi"/>
+        </w:rPr>
+      </w:pPr>
       <w:r>
         <w:rPr>
+          <w:rFonts w:asciiTheme="minorHAnsi" w:hAnsiTheme="minorHAnsi" w:cstheme="minorHAnsi"/>
           <w:noProof/>
           <w:lang w:eastAsia="en-US"/>
         </w:rPr>
@@ -78,6 +84,7 @@
               <w:ind w:left="731" w:right="900"/>
               <w:jc w:val="center"/>
               <w:rPr>
+                <w:rFonts w:asciiTheme="minorHAnsi" w:hAnsiTheme="minorHAnsi" w:cstheme="minorHAnsi"/>
                 <w:b/>
                 <w:bCs/>
                 <w:color w:val="FF0000"/>
@@ -91,6 +98,7 @@
               <w:ind w:left="731" w:right="900"/>
               <w:jc w:val="center"/>
               <w:rPr>
+                <w:rFonts w:asciiTheme="minorHAnsi" w:hAnsiTheme="minorHAnsi" w:cstheme="minorHAnsi"/>
                 <w:b/>
                 <w:bCs/>
                 <w:color w:val="000000"/>
@@ -100,6 +108,7 @@
             </w:pPr>
             <w:r>
               <w:rPr>
+                <w:rFonts w:asciiTheme="minorHAnsi" w:hAnsiTheme="minorHAnsi" w:cstheme="minorHAnsi"/>
                 <w:b/>
                 <w:bCs/>
                 <w:color w:val="000000"/>
@@ -110,6 +119,7 @@
             </w:r>
             <w:r>
               <w:rPr>
+                <w:rFonts w:asciiTheme="minorHAnsi" w:hAnsiTheme="minorHAnsi" w:cstheme="minorHAnsi"/>
                 <w:b/>
                 <w:bCs/>
                 <w:color w:val="000000"/>
@@ -120,6 +130,7 @@
             </w:r>
             <w:r>
               <w:rPr>
+                <w:rFonts w:asciiTheme="minorHAnsi" w:hAnsiTheme="minorHAnsi" w:cstheme="minorHAnsi"/>
                 <w:b/>
                 <w:bCs/>
                 <w:color w:val="000000"/>
@@ -130,6 +141,7 @@
             </w:r>
             <w:r>
               <w:rPr>
+                <w:rFonts w:asciiTheme="minorHAnsi" w:hAnsiTheme="minorHAnsi" w:cstheme="minorHAnsi"/>
                 <w:b/>
                 <w:bCs/>
                 <w:color w:val="000000"/>
@@ -140,6 +152,7 @@
             </w:r>
             <w:r>
               <w:rPr>
+                <w:rFonts w:asciiTheme="minorHAnsi" w:hAnsiTheme="minorHAnsi" w:cstheme="minorHAnsi"/>
                 <w:b/>
                 <w:bCs/>
                 <w:color w:val="000000"/>
@@ -155,6 +168,7 @@
               <w:ind w:left="731" w:right="900"/>
               <w:jc w:val="center"/>
               <w:rPr>
+                <w:rFonts w:asciiTheme="minorHAnsi" w:hAnsiTheme="minorHAnsi" w:cstheme="minorHAnsi"/>
                 <w:b/>
                 <w:bCs/>
                 <w:color w:val="000000"/>
@@ -164,6 +178,7 @@
             </w:pPr>
             <w:r>
               <w:rPr>
+                <w:rFonts w:asciiTheme="minorHAnsi" w:hAnsiTheme="minorHAnsi" w:cstheme="minorHAnsi"/>
                 <w:b/>
                 <w:bCs/>
                 <w:color w:val="000000"/>
@@ -179,20 +194,18 @@
               <w:ind w:left="734" w:right="907"/>
               <w:jc w:val="center"/>
               <w:rPr>
-                <w:b/>
-                <w:bCs/>
-                <w:color w:val="000000"/>
-                <w:sz w:val="22"/>
-                <w:szCs w:val="22"/>
-              </w:rPr>
-            </w:pPr>
-            <w:r>
-              <w:rPr>
-                <w:b/>
-                <w:bCs/>
-                <w:color w:val="000000"/>
-                <w:sz w:val="22"/>
-                <w:szCs w:val="22"/>
+                <w:rFonts w:asciiTheme="minorHAnsi" w:hAnsiTheme="minorHAnsi" w:cstheme="minorHAnsi"/>
+                <w:b/>
+                <w:bCs/>
+                <w:color w:val="000000"/>
+              </w:rPr>
+            </w:pPr>
+            <w:r>
+              <w:rPr>
+                <w:rFonts w:asciiTheme="minorHAnsi" w:hAnsiTheme="minorHAnsi" w:cstheme="minorHAnsi"/>
+                <w:b/>
+                <w:bCs/>
+                <w:color w:val="000000"/>
               </w:rPr>
               <w:t>Marcus Lucas Draco is your typical student wizard from a (naturalist) clan of dragon masters, obsessed with women, food, magic and adventure.</w:t>
             </w:r>
@@ -203,20 +216,18 @@
               <w:ind w:left="731" w:right="900"/>
               <w:jc w:val="center"/>
               <w:rPr>
-                <w:b/>
-                <w:bCs/>
-                <w:color w:val="000000"/>
-                <w:sz w:val="22"/>
-                <w:szCs w:val="22"/>
-              </w:rPr>
-            </w:pPr>
-            <w:r>
-              <w:rPr>
-                <w:b/>
-                <w:bCs/>
-                <w:color w:val="000000"/>
-                <w:sz w:val="22"/>
-                <w:szCs w:val="22"/>
+                <w:rFonts w:asciiTheme="minorHAnsi" w:hAnsiTheme="minorHAnsi" w:cstheme="minorHAnsi"/>
+                <w:b/>
+                <w:bCs/>
+                <w:color w:val="000000"/>
+              </w:rPr>
+            </w:pPr>
+            <w:r>
+              <w:rPr>
+                <w:rFonts w:asciiTheme="minorHAnsi" w:hAnsiTheme="minorHAnsi" w:cstheme="minorHAnsi"/>
+                <w:b/>
+                <w:bCs/>
+                <w:color w:val="000000"/>
               </w:rPr>
               <w:t>Annie is an underage princess who thinks Mark is the coolest guy in the universe and is bound and determined to marry him when she becomes a full adult at the age of twenty-one.</w:t>
             </w:r>
@@ -227,52 +238,47 @@
               <w:ind w:left="731" w:right="900"/>
               <w:jc w:val="center"/>
               <w:rPr>
-                <w:b/>
-                <w:bCs/>
-                <w:color w:val="000000"/>
-                <w:sz w:val="22"/>
-                <w:szCs w:val="22"/>
-              </w:rPr>
-            </w:pPr>
-            <w:r>
-              <w:rPr>
-                <w:b/>
-                <w:bCs/>
-                <w:color w:val="000000"/>
-                <w:sz w:val="22"/>
-                <w:szCs w:val="22"/>
+                <w:rFonts w:asciiTheme="minorHAnsi" w:hAnsiTheme="minorHAnsi" w:cstheme="minorHAnsi"/>
+                <w:b/>
+                <w:bCs/>
+                <w:color w:val="000000"/>
+              </w:rPr>
+            </w:pPr>
+            <w:r>
+              <w:rPr>
+                <w:rFonts w:asciiTheme="minorHAnsi" w:hAnsiTheme="minorHAnsi" w:cstheme="minorHAnsi"/>
+                <w:b/>
+                <w:bCs/>
+                <w:color w:val="000000"/>
               </w:rPr>
               <w:t>To that end</w:t>
             </w:r>
             <w:r>
               <w:rPr>
-                <w:b/>
-                <w:bCs/>
-                <w:color w:val="000000"/>
-                <w:sz w:val="22"/>
-                <w:szCs w:val="22"/>
+                <w:rFonts w:asciiTheme="minorHAnsi" w:hAnsiTheme="minorHAnsi" w:cstheme="minorHAnsi"/>
+                <w:b/>
+                <w:bCs/>
+                <w:color w:val="000000"/>
               </w:rPr>
               <w:t xml:space="preserve">, Annie has issued the </w:t>
             </w:r>
             <w:r>
               <w:rPr>
+                <w:rFonts w:asciiTheme="minorHAnsi" w:hAnsiTheme="minorHAnsi" w:cstheme="minorHAnsi"/>
                 <w:b/>
                 <w:bCs/>
                 <w:i/>
                 <w:iCs/>
                 <w:color w:val="000000"/>
-                <w:sz w:val="22"/>
-                <w:szCs w:val="22"/>
               </w:rPr>
               <w:t>Princess Challenge</w:t>
             </w:r>
             <w:r>
               <w:rPr>
-                <w:b/>
-                <w:bCs/>
-                <w:color w:val="000000"/>
-                <w:sz w:val="22"/>
-                <w:szCs w:val="22"/>
+                <w:rFonts w:asciiTheme="minorHAnsi" w:hAnsiTheme="minorHAnsi" w:cstheme="minorHAnsi"/>
+                <w:b/>
+                <w:bCs/>
+                <w:color w:val="000000"/>
               </w:rPr>
               <w:t xml:space="preserve"> to Mark.</w:t>
             </w:r>
@@ -283,22 +289,38 @@
               <w:ind w:left="731" w:right="900"/>
               <w:jc w:val="center"/>
               <w:rPr>
-                <w:b/>
-                <w:bCs/>
-                <w:color w:val="000000"/>
-                <w:sz w:val="22"/>
-                <w:szCs w:val="22"/>
-              </w:rPr>
-            </w:pPr>
-            <w:r>
-              <w:rPr>
-                <w:b/>
-                <w:bCs/>
-                <w:color w:val="000000"/>
-                <w:sz w:val="22"/>
-                <w:szCs w:val="22"/>
-              </w:rPr>
-              <w:t>If Mark fails the challenge, the entire country will be destroyed.</w:t>
+                <w:rFonts w:asciiTheme="minorHAnsi" w:hAnsiTheme="minorHAnsi" w:cstheme="minorHAnsi"/>
+                <w:b/>
+                <w:bCs/>
+                <w:color w:val="000000"/>
+              </w:rPr>
+            </w:pPr>
+            <w:r>
+              <w:rPr>
+                <w:rFonts w:asciiTheme="minorHAnsi" w:hAnsiTheme="minorHAnsi" w:cstheme="minorHAnsi"/>
+                <w:b/>
+                <w:bCs/>
+                <w:color w:val="000000"/>
+              </w:rPr>
+              <w:t>If Mark fails the challenge, the entire country will be destroyed</w:t>
+            </w:r>
+            <w:r>
+              <w:rPr>
+                <w:rFonts w:asciiTheme="minorHAnsi" w:hAnsiTheme="minorHAnsi" w:cstheme="minorHAnsi"/>
+                <w:b/>
+                <w:bCs/>
+                <w:color w:val="000000"/>
+              </w:rPr>
+              <w:t xml:space="preserve"> – and possibly the planet</w:t>
+            </w:r>
+            <w:r>
+              <w:rPr>
+                <w:rFonts w:asciiTheme="minorHAnsi" w:hAnsiTheme="minorHAnsi" w:cstheme="minorHAnsi"/>
+                <w:b/>
+                <w:bCs/>
+                <w:color w:val="000000"/>
+              </w:rPr>
+              <w:t>.</w:t>
             </w:r>
           </w:p>
           <w:p>
@@ -307,20 +329,18 @@
               <w:ind w:left="731" w:right="900"/>
               <w:jc w:val="center"/>
               <w:rPr>
-                <w:b/>
-                <w:bCs/>
-                <w:color w:val="000000"/>
-                <w:sz w:val="22"/>
-                <w:szCs w:val="22"/>
-              </w:rPr>
-            </w:pPr>
-            <w:r>
-              <w:rPr>
-                <w:b/>
-                <w:bCs/>
-                <w:color w:val="000000"/>
-                <w:sz w:val="22"/>
-                <w:szCs w:val="22"/>
+                <w:rFonts w:asciiTheme="minorHAnsi" w:hAnsiTheme="minorHAnsi" w:cstheme="minorHAnsi"/>
+                <w:b/>
+                <w:bCs/>
+                <w:color w:val="000000"/>
+              </w:rPr>
+            </w:pPr>
+            <w:r>
+              <w:rPr>
+                <w:rFonts w:asciiTheme="minorHAnsi" w:hAnsiTheme="minorHAnsi" w:cstheme="minorHAnsi"/>
+                <w:b/>
+                <w:bCs/>
+                <w:color w:val="000000"/>
               </w:rPr>
               <w:t>If he succeeds, Annie will be cursed.</w:t>
             </w:r>
@@ -331,72 +351,65 @@
               <w:ind w:left="731" w:right="900"/>
               <w:jc w:val="center"/>
               <w:rPr>
-                <w:b/>
-                <w:bCs/>
-                <w:color w:val="000000"/>
-                <w:sz w:val="22"/>
-                <w:szCs w:val="22"/>
-              </w:rPr>
-            </w:pPr>
-            <w:r>
-              <w:rPr>
-                <w:b/>
-                <w:bCs/>
-                <w:color w:val="000000"/>
-                <w:sz w:val="22"/>
-                <w:szCs w:val="22"/>
+                <w:rFonts w:asciiTheme="minorHAnsi" w:hAnsiTheme="minorHAnsi" w:cstheme="minorHAnsi"/>
+                <w:b/>
+                <w:bCs/>
+                <w:color w:val="000000"/>
+              </w:rPr>
+            </w:pPr>
+            <w:r>
+              <w:rPr>
+                <w:rFonts w:asciiTheme="minorHAnsi" w:hAnsiTheme="minorHAnsi" w:cstheme="minorHAnsi"/>
+                <w:b/>
+                <w:bCs/>
+                <w:color w:val="000000"/>
               </w:rPr>
               <w:t>And of course</w:t>
             </w:r>
             <w:proofErr w:type="gramStart"/>
             <w:r>
               <w:rPr>
-                <w:b/>
-                <w:bCs/>
-                <w:color w:val="000000"/>
-                <w:sz w:val="22"/>
-                <w:szCs w:val="22"/>
+                <w:rFonts w:asciiTheme="minorHAnsi" w:hAnsiTheme="minorHAnsi" w:cstheme="minorHAnsi"/>
+                <w:b/>
+                <w:bCs/>
+                <w:color w:val="000000"/>
               </w:rPr>
               <w:t>,</w:t>
             </w:r>
             <w:proofErr w:type="gramEnd"/>
             <w:r>
               <w:rPr>
-                <w:b/>
-                <w:bCs/>
-                <w:color w:val="000000"/>
-                <w:sz w:val="22"/>
-                <w:szCs w:val="22"/>
+                <w:rFonts w:asciiTheme="minorHAnsi" w:hAnsiTheme="minorHAnsi" w:cstheme="minorHAnsi"/>
+                <w:b/>
+                <w:bCs/>
+                <w:color w:val="000000"/>
               </w:rPr>
               <w:br/>
             </w:r>
             <w:r>
               <w:rPr>
-                <w:b/>
-                <w:bCs/>
-                <w:color w:val="000000"/>
-                <w:sz w:val="22"/>
-                <w:szCs w:val="22"/>
+                <w:rFonts w:asciiTheme="minorHAnsi" w:hAnsiTheme="minorHAnsi" w:cstheme="minorHAnsi"/>
+                <w:b/>
+                <w:bCs/>
+                <w:color w:val="000000"/>
               </w:rPr>
               <w:t>Mark can't refuse the challenge,</w:t>
             </w:r>
             <w:r>
               <w:rPr>
-                <w:b/>
-                <w:bCs/>
-                <w:color w:val="000000"/>
-                <w:sz w:val="22"/>
-                <w:szCs w:val="22"/>
+                <w:rFonts w:asciiTheme="minorHAnsi" w:hAnsiTheme="minorHAnsi" w:cstheme="minorHAnsi"/>
+                <w:b/>
+                <w:bCs/>
+                <w:color w:val="000000"/>
               </w:rPr>
               <w:br/>
             </w:r>
             <w:r>
               <w:rPr>
-                <w:b/>
-                <w:bCs/>
-                <w:color w:val="000000"/>
-                <w:sz w:val="22"/>
-                <w:szCs w:val="22"/>
+                <w:rFonts w:asciiTheme="minorHAnsi" w:hAnsiTheme="minorHAnsi" w:cstheme="minorHAnsi"/>
+                <w:b/>
+                <w:bCs/>
+                <w:color w:val="000000"/>
               </w:rPr>
               <w:t>no matter how much he wants to.</w:t>
             </w:r>
@@ -407,21 +420,19 @@
               <w:ind w:left="731" w:right="900"/>
               <w:jc w:val="center"/>
               <w:rPr>
-                <w:b/>
-                <w:bCs/>
-                <w:color w:val="000000"/>
-                <w:sz w:val="22"/>
-                <w:szCs w:val="22"/>
-              </w:rPr>
-            </w:pPr>
-            <w:r>
-              <w:rPr>
+                <w:rFonts w:asciiTheme="minorHAnsi" w:hAnsiTheme="minorHAnsi" w:cstheme="minorHAnsi"/>
+                <w:b/>
+                <w:bCs/>
+                <w:color w:val="000000"/>
+              </w:rPr>
+            </w:pPr>
+            <w:r>
+              <w:rPr>
+                <w:rFonts w:asciiTheme="minorHAnsi" w:hAnsiTheme="minorHAnsi" w:cstheme="minorHAnsi"/>
                 <w:b/>
                 <w:bCs/>
                 <w:noProof/>
                 <w:color w:val="000000"/>
-                <w:sz w:val="22"/>
-                <w:szCs w:val="22"/>
                 <w:lang w:eastAsia="en-US"/>
               </w:rPr>
               <w:drawing>
@@ -486,63 +497,41 @@
             </w:r>
             <w:r>
               <w:rPr>
+                <w:rFonts w:asciiTheme="minorHAnsi" w:hAnsiTheme="minorHAnsi" w:cstheme="minorHAnsi"/>
+                <w:b/>
+                <w:bCs/>
+                <w:color w:val="000000"/>
+              </w:rPr>
+              <w:t>Did I mention that he will be turned into a sludge monster as part of the challenge?</w:t>
+            </w:r>
+            <w:r>
+              <w:rPr>
+                <w:rFonts w:asciiTheme="minorHAnsi" w:hAnsiTheme="minorHAnsi" w:cstheme="minorHAnsi"/>
+                <w:b/>
+                <w:bCs/>
+                <w:color w:val="000000"/>
+              </w:rPr>
+              <w:br/>
+            </w:r>
+            <w:r>
+              <w:rPr>
+                <w:rFonts w:asciiTheme="minorHAnsi" w:hAnsiTheme="minorHAnsi" w:cstheme="minorHAnsi"/>
                 <w:b/>
                 <w:bCs/>
                 <w:color w:val="000000"/>
                 <w:sz w:val="22"/>
                 <w:szCs w:val="22"/>
               </w:rPr>
-              <w:t>Did I mention that he will be turned into a sludge monster as part of the challenge?</w:t>
-            </w:r>
-            <w:r>
-              <w:rPr>
-                <w:b/>
-                <w:bCs/>
-                <w:color w:val="000000"/>
-                <w:sz w:val="22"/>
-                <w:szCs w:val="22"/>
-              </w:rPr>
               <w:br/>
             </w:r>
             <w:r>
               <w:rPr>
-                <w:b/>
-                <w:bCs/>
-                <w:color w:val="000000"/>
-                <w:sz w:val="22"/>
-                <w:szCs w:val="22"/>
-              </w:rPr>
-              <w:br/>
-            </w:r>
-            <w:r>
-              <w:rPr>
-                <w:b/>
-                <w:bCs/>
-                <w:color w:val="000000"/>
-                <w:sz w:val="22"/>
-                <w:szCs w:val="22"/>
-              </w:rPr>
-              <w:br/>
-            </w:r>
-            <w:r>
-              <w:rPr>
-                <w:b/>
-                <w:bCs/>
-                <w:color w:val="000000"/>
-                <w:sz w:val="22"/>
-                <w:szCs w:val="22"/>
-              </w:rPr>
-              <w:t>“Look at that cute red-hair boy with that mustache,” one hi</w:t>
-            </w:r>
-            <w:r>
-              <w:rPr>
-                <w:b/>
-                <w:bCs/>
-                <w:color w:val="000000"/>
-                <w:sz w:val="22"/>
-                <w:szCs w:val="22"/>
-              </w:rPr>
-              <w:t>gh school girl said to another.</w:t>
+                <w:rFonts w:asciiTheme="minorHAnsi" w:hAnsiTheme="minorHAnsi" w:cstheme="minorHAnsi"/>
+                <w:b/>
+                <w:bCs/>
+                <w:color w:val="000000"/>
+              </w:rPr>
+              <w:t>If you liked, “Stranger in a Strange Land”,</w:t>
             </w:r>
           </w:p>
           <w:p>
@@ -551,22 +540,29 @@
               <w:ind w:left="731" w:right="900"/>
               <w:jc w:val="center"/>
               <w:rPr>
-                <w:b/>
-                <w:bCs/>
-                <w:color w:val="000000"/>
-                <w:sz w:val="22"/>
-                <w:szCs w:val="22"/>
-              </w:rPr>
-            </w:pPr>
-            <w:r>
-              <w:rPr>
-                <w:b/>
-                <w:bCs/>
-                <w:color w:val="000000"/>
-                <w:sz w:val="22"/>
-                <w:szCs w:val="22"/>
-              </w:rPr>
-              <w:t>Mark, on overhearing the conversation, walks up to the girl who spoke and kisses her hand. “Hi, my name is Mark. How would you like to go out with me?”</w:t>
+                <w:rFonts w:asciiTheme="minorHAnsi" w:hAnsiTheme="minorHAnsi" w:cstheme="minorHAnsi"/>
+                <w:b/>
+                <w:bCs/>
+                <w:color w:val="000000"/>
+              </w:rPr>
+            </w:pPr>
+            <w:r>
+              <w:rPr>
+                <w:rFonts w:asciiTheme="minorHAnsi" w:hAnsiTheme="minorHAnsi" w:cstheme="minorHAnsi"/>
+                <w:b/>
+                <w:bCs/>
+                <w:color w:val="000000"/>
+              </w:rPr>
+              <w:t>You'll love this</w:t>
+            </w:r>
+            <w:r>
+              <w:rPr>
+                <w:rFonts w:asciiTheme="minorHAnsi" w:hAnsiTheme="minorHAnsi" w:cstheme="minorHAnsi"/>
+                <w:b/>
+                <w:bCs/>
+                <w:color w:val="000000"/>
+              </w:rPr>
+              <w:t>…</w:t>
             </w:r>
           </w:p>
           <w:p>
@@ -575,23 +571,14 @@
               <w:ind w:left="731" w:right="900"/>
               <w:jc w:val="center"/>
               <w:rPr>
-                <w:b/>
-                <w:bCs/>
-                <w:color w:val="000000"/>
-                <w:sz w:val="22"/>
-                <w:szCs w:val="22"/>
-              </w:rPr>
-            </w:pPr>
-            <w:r>
-              <w:rPr>
-                <w:b/>
-                <w:bCs/>
-                <w:color w:val="000000"/>
-                <w:sz w:val="22"/>
-                <w:szCs w:val="22"/>
-              </w:rPr>
-              <w:t>The girl replies, “I’d love to go out with…” She does a double-take.</w:t>
-            </w:r>
+                <w:rFonts w:asciiTheme="minorHAnsi" w:hAnsiTheme="minorHAnsi" w:cstheme="minorHAnsi"/>
+                <w:b/>
+                <w:bCs/>
+                <w:color w:val="000000"/>
+                <w:sz w:val="23"/>
+                <w:szCs w:val="23"/>
+              </w:rPr>
+            </w:pPr>
           </w:p>
           <w:p>
             <w:pPr>
@@ -599,172 +586,7 @@
               <w:ind w:left="731" w:right="900"/>
               <w:jc w:val="center"/>
               <w:rPr>
-                <w:b/>
-                <w:bCs/>
-                <w:color w:val="000000"/>
-                <w:sz w:val="22"/>
-                <w:szCs w:val="22"/>
-              </w:rPr>
-            </w:pPr>
-            <w:r>
-              <w:rPr>
-                <w:b/>
-                <w:bCs/>
-                <w:color w:val="000000"/>
-                <w:sz w:val="22"/>
-                <w:szCs w:val="22"/>
-              </w:rPr>
-              <w:t xml:space="preserve"> She covered her mouth in shock and says,</w:t>
-            </w:r>
-          </w:p>
-          <w:p>
-            <w:pPr>
-              <w:spacing w:after="120"/>
-              <w:ind w:left="731" w:right="900"/>
-              <w:jc w:val="center"/>
-              <w:rPr>
-                <w:b/>
-                <w:bCs/>
-                <w:color w:val="000000"/>
-                <w:sz w:val="22"/>
-                <w:szCs w:val="22"/>
-              </w:rPr>
-            </w:pPr>
-            <w:r>
-              <w:rPr>
-                <w:b/>
-                <w:bCs/>
-                <w:color w:val="000000"/>
-                <w:sz w:val="22"/>
-                <w:szCs w:val="22"/>
-              </w:rPr>
-              <w:t xml:space="preserve"> “What the hell am I saying? You’re just a ten year old boy.”</w:t>
-            </w:r>
-          </w:p>
-          <w:p>
-            <w:pPr>
-              <w:spacing w:after="120"/>
-              <w:ind w:left="731" w:right="900"/>
-              <w:jc w:val="center"/>
-              <w:rPr>
-                <w:b/>
-                <w:bCs/>
-                <w:color w:val="000000"/>
-                <w:sz w:val="22"/>
-                <w:szCs w:val="22"/>
-              </w:rPr>
-            </w:pPr>
-            <w:r>
-              <w:rPr>
-                <w:b/>
-                <w:bCs/>
-                <w:color w:val="000000"/>
-                <w:sz w:val="22"/>
-                <w:szCs w:val="22"/>
-              </w:rPr>
-              <w:t>...</w:t>
-            </w:r>
-          </w:p>
-          <w:p>
-            <w:pPr>
-              <w:spacing w:after="120"/>
-              <w:ind w:left="731" w:right="900"/>
-              <w:jc w:val="center"/>
-              <w:rPr>
-                <w:b/>
-                <w:bCs/>
-                <w:color w:val="000000"/>
-                <w:sz w:val="22"/>
-                <w:szCs w:val="22"/>
-              </w:rPr>
-            </w:pPr>
-            <w:r>
-              <w:rPr>
-                <w:b/>
-                <w:bCs/>
-                <w:color w:val="000000"/>
-                <w:sz w:val="22"/>
-                <w:szCs w:val="22"/>
-              </w:rPr>
-              <w:t>As he left, he overheard the women whisper to her friend,</w:t>
-            </w:r>
-          </w:p>
-          <w:p>
-            <w:pPr>
-              <w:spacing w:after="120"/>
-              <w:ind w:left="731" w:right="900"/>
-              <w:jc w:val="center"/>
-              <w:rPr>
-                <w:b/>
-                <w:bCs/>
-                <w:color w:val="000000"/>
-                <w:sz w:val="22"/>
-                <w:szCs w:val="22"/>
-              </w:rPr>
-            </w:pPr>
-            <w:r>
-              <w:rPr>
-                <w:b/>
-                <w:bCs/>
-                <w:color w:val="000000"/>
-                <w:sz w:val="22"/>
-                <w:szCs w:val="22"/>
-              </w:rPr>
-              <w:t xml:space="preserve">“He’s such a </w:t>
-            </w:r>
-            <w:proofErr w:type="spellStart"/>
-            <w:r>
-              <w:rPr>
-                <w:b/>
-                <w:bCs/>
-                <w:color w:val="000000"/>
-                <w:sz w:val="22"/>
-                <w:szCs w:val="22"/>
-              </w:rPr>
-              <w:t>hottie</w:t>
-            </w:r>
-            <w:proofErr w:type="spellEnd"/>
-            <w:r>
-              <w:rPr>
-                <w:b/>
-                <w:bCs/>
-                <w:color w:val="000000"/>
-                <w:sz w:val="22"/>
-                <w:szCs w:val="22"/>
-              </w:rPr>
-              <w:t>. Maybe we should visit him in the student council hall.”</w:t>
-            </w:r>
-          </w:p>
-          <w:p>
-            <w:pPr>
-              <w:spacing w:after="120"/>
-              <w:ind w:left="731" w:right="900"/>
-              <w:jc w:val="center"/>
-              <w:rPr>
-                <w:b/>
-                <w:bCs/>
-                <w:color w:val="000000"/>
-                <w:sz w:val="22"/>
-                <w:szCs w:val="22"/>
-              </w:rPr>
-            </w:pPr>
-            <w:r>
-              <w:rPr>
-                <w:b/>
-                <w:bCs/>
-                <w:color w:val="000000"/>
-                <w:sz w:val="22"/>
-                <w:szCs w:val="22"/>
-              </w:rPr>
-              <w:t>And so began a typical day in the life of Marcus Lucas Draco,</w:t>
-            </w:r>
-          </w:p>
-          <w:p>
-            <w:pPr>
-              <w:spacing w:after="120"/>
-              <w:ind w:left="731" w:right="900"/>
-              <w:jc w:val="center"/>
-              <w:rPr>
+                <w:rFonts w:asciiTheme="minorHAnsi" w:hAnsiTheme="minorHAnsi" w:cstheme="minorHAnsi"/>
                 <w:b/>
                 <w:bCs/>
                 <w:color w:val="000000"/>
@@ -774,140 +596,107 @@
             </w:pPr>
             <w:r>
               <w:rPr>
+                <w:rFonts w:asciiTheme="minorHAnsi" w:hAnsiTheme="minorHAnsi" w:cstheme="minorHAnsi"/>
                 <w:b/>
                 <w:bCs/>
                 <w:noProof/>
                 <w:color w:val="000000"/>
-                <w:sz w:val="22"/>
-                <w:szCs w:val="22"/>
-                <w:lang w:eastAsia="en-US"/>
-              </w:rPr>
-              <w:drawing>
-                <wp:anchor distT="0" distB="0" distL="0" distR="0" simplePos="0" relativeHeight="251661312" behindDoc="0" locked="0" layoutInCell="1" allowOverlap="1">
-                  <wp:simplePos x="0" y="0"/>
-                  <wp:positionH relativeFrom="column">
-                    <wp:posOffset>826135</wp:posOffset>
-                  </wp:positionH>
-                  <wp:positionV relativeFrom="paragraph">
-                    <wp:posOffset>283210</wp:posOffset>
-                  </wp:positionV>
-                  <wp:extent cx="3602355" cy="106680"/>
-                  <wp:effectExtent l="19050" t="0" r="0" b="0"/>
-                  <wp:wrapTopAndBottom/>
-                  <wp:docPr id="17" name="Picture 6"/>
-                  <wp:cNvGraphicFramePr>
-                    <a:graphicFrameLocks xmlns:a="http://schemas.openxmlformats.org/drawingml/2006/main" noChangeAspect="1"/>
-                  </wp:cNvGraphicFramePr>
-                  <a:graphic xmlns:a="http://schemas.openxmlformats.org/drawingml/2006/main">
-                    <a:graphicData uri="http://schemas.openxmlformats.org/drawingml/2006/picture">
-                      <pic:pic xmlns:pic="http://schemas.openxmlformats.org/drawingml/2006/picture">
-                        <pic:nvPicPr>
-                          <pic:cNvPr id="0" name="Picture 6"/>
-                          <pic:cNvPicPr>
-                            <a:picLocks noChangeAspect="1" noChangeArrowheads="1"/>
-                          </pic:cNvPicPr>
-                        </pic:nvPicPr>
-                        <pic:blipFill>
-                          <a:blip r:embed="rId5" cstate="print"/>
-                          <a:srcRect/>
-                          <a:stretch>
-                            <a:fillRect/>
-                          </a:stretch>
-                        </pic:blipFill>
-                        <pic:spPr bwMode="auto">
-                          <a:xfrm>
-                            <a:off x="0" y="0"/>
-                            <a:ext cx="3602355" cy="106680"/>
-                          </a:xfrm>
-                          <a:prstGeom prst="rect">
-                            <a:avLst/>
-                          </a:prstGeom>
-                          <a:blipFill dpi="0" rotWithShape="0">
-                            <a:blip r:embed="rId4"/>
-                            <a:srcRect/>
-                            <a:stretch>
-                              <a:fillRect/>
-                            </a:stretch>
-                          </a:blipFill>
-                          <a:ln w="9525">
-                            <a:noFill/>
-                            <a:miter lim="800000"/>
-                            <a:headEnd/>
-                            <a:tailEnd/>
-                          </a:ln>
-                        </pic:spPr>
-                      </pic:pic>
-                    </a:graphicData>
-                  </a:graphic>
-                </wp:anchor>
-              </w:drawing>
-            </w:r>
-            <w:r>
-              <w:rPr>
-                <w:b/>
-                <w:bCs/>
-                <w:color w:val="000000"/>
-                <w:sz w:val="22"/>
-                <w:szCs w:val="22"/>
-              </w:rPr>
-              <w:t>Wizard in training...</w:t>
-            </w:r>
-            <w:r>
-              <w:rPr>
-                <w:b/>
-                <w:bCs/>
-                <w:color w:val="000000"/>
-                <w:sz w:val="22"/>
-                <w:szCs w:val="22"/>
-              </w:rPr>
-              <w:br/>
-            </w:r>
-            <w:r>
-              <w:br/>
-            </w:r>
-            <w:r>
-              <w:rPr>
-                <w:b/>
-                <w:bCs/>
-                <w:color w:val="000000"/>
                 <w:sz w:val="23"/>
                 <w:szCs w:val="23"/>
-              </w:rPr>
-              <w:t>If you liked, “Stranger in a Strange Land”,</w:t>
-            </w:r>
-          </w:p>
-          <w:p>
-            <w:pPr>
-              <w:spacing w:after="120"/>
-              <w:ind w:left="731" w:right="900"/>
-              <w:jc w:val="center"/>
-              <w:rPr>
-                <w:b/>
-                <w:bCs/>
-                <w:color w:val="000000"/>
-                <w:sz w:val="23"/>
-                <w:szCs w:val="23"/>
-              </w:rPr>
-            </w:pPr>
-            <w:r>
-              <w:rPr>
-                <w:b/>
-                <w:bCs/>
-                <w:color w:val="000000"/>
-                <w:sz w:val="23"/>
-                <w:szCs w:val="23"/>
-              </w:rPr>
-              <w:t>You'll love this</w:t>
-            </w:r>
-            <w:r>
-              <w:rPr>
-                <w:b/>
-                <w:bCs/>
-                <w:color w:val="000000"/>
-                <w:sz w:val="23"/>
-                <w:szCs w:val="23"/>
-              </w:rPr>
-              <w:t>…</w:t>
+                <w:lang w:eastAsia="zh-TW"/>
+              </w:rPr>
+              <w:pict>
+                <v:shapetype id="_x0000_t202" coordsize="21600,21600" o:spt="202" path="m,l,21600r21600,l21600,xe">
+                  <v:stroke joinstyle="miter"/>
+                  <v:path gradientshapeok="t" o:connecttype="rect"/>
+                </v:shapetype>
+                <v:shape id="_x0000_s1026" type="#_x0000_t202" style="position:absolute;left:0;text-align:left;margin-left:0;margin-top:0;width:186.35pt;height:110.6pt;z-index:251665408;mso-width-percent:400;mso-height-percent:200;mso-position-horizontal:center;mso-width-percent:400;mso-height-percent:200;mso-width-relative:margin;mso-height-relative:margin">
+                  <v:textbox style="mso-fit-shape-to-text:t">
+                    <w:txbxContent>
+                      <w:p>
+                        <w:pPr>
+                          <w:rPr>
+                            <w:rFonts w:asciiTheme="minorHAnsi" w:hAnsiTheme="minorHAnsi" w:cstheme="minorHAnsi"/>
+                            <w:sz w:val="28"/>
+                            <w:szCs w:val="28"/>
+                          </w:rPr>
+                        </w:pPr>
+                        <w:r>
+                          <w:rPr>
+                            <w:rFonts w:asciiTheme="minorHAnsi" w:hAnsiTheme="minorHAnsi" w:cstheme="minorHAnsi"/>
+                            <w:b/>
+                            <w:sz w:val="28"/>
+                            <w:szCs w:val="28"/>
+                          </w:rPr>
+                          <w:t>Warning</w:t>
+                        </w:r>
+                        <w:r>
+                          <w:rPr>
+                            <w:rFonts w:asciiTheme="minorHAnsi" w:hAnsiTheme="minorHAnsi" w:cstheme="minorHAnsi"/>
+                            <w:b/>
+                            <w:sz w:val="28"/>
+                            <w:szCs w:val="28"/>
+                          </w:rPr>
+                          <w:t>:</w:t>
+                        </w:r>
+                        <w:r>
+                          <w:rPr>
+                            <w:rFonts w:asciiTheme="minorHAnsi" w:hAnsiTheme="minorHAnsi" w:cstheme="minorHAnsi"/>
+                            <w:sz w:val="28"/>
+                            <w:szCs w:val="28"/>
+                          </w:rPr>
+                          <w:t xml:space="preserve"> Contains nudity and violence. Part of the story is in a nudist colony, filled with both children and adults.</w:t>
+                        </w:r>
+                      </w:p>
+                      <w:p>
+                        <w:pPr>
+                          <w:rPr>
+                            <w:rFonts w:asciiTheme="minorHAnsi" w:hAnsiTheme="minorHAnsi" w:cstheme="minorHAnsi"/>
+                            <w:sz w:val="28"/>
+                            <w:szCs w:val="28"/>
+                          </w:rPr>
+                        </w:pPr>
+                      </w:p>
+                      <w:p>
+                        <w:pPr>
+                          <w:rPr>
+                            <w:rFonts w:asciiTheme="minorHAnsi" w:hAnsiTheme="minorHAnsi" w:cstheme="minorHAnsi"/>
+                            <w:sz w:val="28"/>
+                            <w:szCs w:val="28"/>
+                          </w:rPr>
+                        </w:pPr>
+                        <w:r>
+                          <w:rPr>
+                            <w:rFonts w:asciiTheme="minorHAnsi" w:hAnsiTheme="minorHAnsi" w:cstheme="minorHAnsi"/>
+                            <w:sz w:val="28"/>
+                            <w:szCs w:val="28"/>
+                          </w:rPr>
+                          <w:t>This is a necessary part of the story.</w:t>
+                        </w:r>
+                      </w:p>
+                      <w:p>
+                        <w:pPr>
+                          <w:rPr>
+                            <w:rFonts w:asciiTheme="minorHAnsi" w:hAnsiTheme="minorHAnsi" w:cstheme="minorHAnsi"/>
+                            <w:sz w:val="28"/>
+                            <w:szCs w:val="28"/>
+                          </w:rPr>
+                        </w:pPr>
+                      </w:p>
+                      <w:p>
+                        <w:r>
+                          <w:rPr>
+                            <w:rFonts w:asciiTheme="minorHAnsi" w:hAnsiTheme="minorHAnsi" w:cstheme="minorHAnsi"/>
+                            <w:sz w:val="28"/>
+                            <w:szCs w:val="28"/>
+                          </w:rPr>
+                          <w:t>It also contains a retelling of the Genesis story of the Old Testament of the Bible</w:t>
+                        </w:r>
+                      </w:p>
+                    </w:txbxContent>
+                  </v:textbox>
+                </v:shape>
+              </w:pict>
             </w:r>
           </w:p>
         </w:tc>
@@ -921,10 +710,13 @@
             <w:pPr>
               <w:ind w:left="113" w:right="113"/>
               <w:jc w:val="center"/>
-            </w:pPr>
-            <w:r>
-              <w:rPr>
-                <w:rFonts w:cs="Arial"/>
+              <w:rPr>
+                <w:rFonts w:asciiTheme="minorHAnsi" w:hAnsiTheme="minorHAnsi" w:cstheme="minorHAnsi"/>
+              </w:rPr>
+            </w:pPr>
+            <w:r>
+              <w:rPr>
+                <w:rFonts w:asciiTheme="minorHAnsi" w:hAnsiTheme="minorHAnsi" w:cstheme="minorHAnsi"/>
                 <w:b/>
                 <w:bCs/>
                 <w:color w:val="FF0000"/>
@@ -943,6 +735,7 @@
             <w:pPr>
               <w:jc w:val="center"/>
               <w:rPr>
+                <w:rFonts w:asciiTheme="minorHAnsi" w:hAnsiTheme="minorHAnsi" w:cstheme="minorHAnsi"/>
                 <w:b/>
                 <w:bCs/>
                 <w:color w:val="FF0000"/>
@@ -955,7 +748,7 @@
             <w:pPr>
               <w:jc w:val="center"/>
               <w:rPr>
-                <w:rFonts w:ascii="Brush Script MT" w:hAnsi="Brush Script MT" w:cs="Arial"/>
+                <w:rFonts w:asciiTheme="minorHAnsi" w:hAnsiTheme="minorHAnsi" w:cstheme="minorHAnsi"/>
                 <w:bCs/>
                 <w:outline/>
                 <w:emboss/>
@@ -966,7 +759,7 @@
             </w:pPr>
             <w:r>
               <w:rPr>
-                <w:rFonts w:ascii="Brush Script MT" w:hAnsi="Brush Script MT" w:cs="Arial"/>
+                <w:rFonts w:asciiTheme="minorHAnsi" w:hAnsiTheme="minorHAnsi" w:cstheme="minorHAnsi"/>
                 <w:bCs/>
                 <w:outline/>
                 <w:emboss/>
@@ -981,7 +774,7 @@
             <w:pPr>
               <w:jc w:val="center"/>
               <w:rPr>
-                <w:rFonts w:ascii="Brush Script MT" w:hAnsi="Brush Script MT" w:cs="Arial"/>
+                <w:rFonts w:asciiTheme="minorHAnsi" w:hAnsiTheme="minorHAnsi" w:cstheme="minorHAnsi"/>
                 <w:bCs/>
                 <w:outline/>
                 <w:emboss/>
@@ -992,7 +785,7 @@
             </w:pPr>
             <w:r>
               <w:rPr>
-                <w:rFonts w:ascii="Brush Script MT" w:hAnsi="Brush Script MT" w:cs="Arial"/>
+                <w:rFonts w:asciiTheme="minorHAnsi" w:hAnsiTheme="minorHAnsi" w:cstheme="minorHAnsi"/>
                 <w:bCs/>
                 <w:outline/>
                 <w:emboss/>
@@ -1006,10 +799,13 @@
           <w:p>
             <w:pPr>
               <w:jc w:val="center"/>
-            </w:pPr>
-            <w:r>
-              <w:rPr>
-                <w:rFonts w:ascii="Brush Script MT" w:hAnsi="Brush Script MT" w:cs="Arial"/>
+              <w:rPr>
+                <w:rFonts w:asciiTheme="minorHAnsi" w:hAnsiTheme="minorHAnsi" w:cstheme="minorHAnsi"/>
+              </w:rPr>
+            </w:pPr>
+            <w:r>
+              <w:rPr>
+                <w:rFonts w:asciiTheme="minorHAnsi" w:hAnsiTheme="minorHAnsi" w:cstheme="minorHAnsi"/>
                 <w:bCs/>
                 <w:outline/>
                 <w:emboss/>
@@ -1024,12 +820,14 @@
             <w:pPr>
               <w:jc w:val="center"/>
               <w:rPr>
-                <w:color w:val="FF0000"/>
-                <w:sz w:val="23"/>
-              </w:rPr>
-            </w:pPr>
-            <w:r>
-              <w:rPr>
+                <w:rFonts w:asciiTheme="minorHAnsi" w:hAnsiTheme="minorHAnsi" w:cstheme="minorHAnsi"/>
+                <w:color w:val="FF0000"/>
+                <w:sz w:val="23"/>
+              </w:rPr>
+            </w:pPr>
+            <w:r>
+              <w:rPr>
+                <w:rFonts w:asciiTheme="minorHAnsi" w:hAnsiTheme="minorHAnsi" w:cstheme="minorHAnsi"/>
                 <w:noProof/>
                 <w:lang w:eastAsia="en-US"/>
               </w:rPr>
@@ -1098,204 +896,227 @@
             <w:pPr>
               <w:jc w:val="center"/>
               <w:rPr>
-                <w:color w:val="FF0000"/>
-                <w:sz w:val="23"/>
-              </w:rPr>
-            </w:pPr>
-          </w:p>
-          <w:p>
-            <w:pPr>
-              <w:jc w:val="center"/>
-              <w:rPr>
-                <w:color w:val="FF0000"/>
-                <w:sz w:val="23"/>
-              </w:rPr>
-            </w:pPr>
-          </w:p>
-          <w:p>
-            <w:pPr>
-              <w:jc w:val="center"/>
-              <w:rPr>
-                <w:color w:val="FF0000"/>
-                <w:sz w:val="23"/>
-              </w:rPr>
-            </w:pPr>
-          </w:p>
-          <w:p>
-            <w:pPr>
-              <w:jc w:val="center"/>
-              <w:rPr>
-                <w:color w:val="FF0000"/>
-                <w:sz w:val="23"/>
-              </w:rPr>
-            </w:pPr>
-          </w:p>
-          <w:p>
-            <w:pPr>
-              <w:jc w:val="center"/>
-              <w:rPr>
-                <w:color w:val="FF0000"/>
-                <w:sz w:val="23"/>
-              </w:rPr>
-            </w:pPr>
-          </w:p>
-          <w:p>
-            <w:pPr>
-              <w:jc w:val="center"/>
-              <w:rPr>
-                <w:color w:val="FF0000"/>
-                <w:sz w:val="23"/>
-              </w:rPr>
-            </w:pPr>
-          </w:p>
-          <w:p>
-            <w:pPr>
-              <w:jc w:val="center"/>
-              <w:rPr>
-                <w:color w:val="FF0000"/>
-                <w:sz w:val="23"/>
-              </w:rPr>
-            </w:pPr>
-          </w:p>
-          <w:p>
-            <w:pPr>
-              <w:jc w:val="center"/>
-              <w:rPr>
-                <w:color w:val="FF0000"/>
-                <w:sz w:val="23"/>
-              </w:rPr>
-            </w:pPr>
-          </w:p>
-          <w:p>
-            <w:pPr>
-              <w:jc w:val="center"/>
-              <w:rPr>
-                <w:color w:val="FF0000"/>
-                <w:sz w:val="23"/>
-              </w:rPr>
-            </w:pPr>
-          </w:p>
-          <w:p>
-            <w:pPr>
-              <w:jc w:val="center"/>
-              <w:rPr>
-                <w:color w:val="FF0000"/>
-                <w:sz w:val="23"/>
-              </w:rPr>
-            </w:pPr>
-          </w:p>
-          <w:p>
-            <w:pPr>
-              <w:jc w:val="center"/>
-              <w:rPr>
-                <w:color w:val="FF0000"/>
-                <w:sz w:val="23"/>
-              </w:rPr>
-            </w:pPr>
-          </w:p>
-          <w:p>
-            <w:pPr>
-              <w:jc w:val="center"/>
-              <w:rPr>
-                <w:color w:val="FF0000"/>
-                <w:sz w:val="23"/>
-              </w:rPr>
-            </w:pPr>
-          </w:p>
-          <w:p>
-            <w:pPr>
-              <w:jc w:val="center"/>
-              <w:rPr>
-                <w:color w:val="FF0000"/>
-                <w:sz w:val="23"/>
-              </w:rPr>
-            </w:pPr>
-          </w:p>
-          <w:p>
-            <w:pPr>
-              <w:jc w:val="center"/>
-              <w:rPr>
-                <w:color w:val="FF0000"/>
-                <w:sz w:val="23"/>
-              </w:rPr>
-            </w:pPr>
-          </w:p>
-          <w:p>
-            <w:pPr>
-              <w:jc w:val="center"/>
-              <w:rPr>
-                <w:color w:val="FF0000"/>
-                <w:sz w:val="23"/>
-              </w:rPr>
-            </w:pPr>
-          </w:p>
-          <w:p>
-            <w:pPr>
-              <w:jc w:val="center"/>
-              <w:rPr>
-                <w:color w:val="FF0000"/>
-                <w:sz w:val="23"/>
-              </w:rPr>
-            </w:pPr>
-          </w:p>
-          <w:p>
-            <w:pPr>
-              <w:jc w:val="center"/>
-              <w:rPr>
-                <w:color w:val="FF0000"/>
-                <w:sz w:val="23"/>
-              </w:rPr>
-            </w:pPr>
-          </w:p>
-          <w:p>
-            <w:pPr>
-              <w:jc w:val="center"/>
-              <w:rPr>
-                <w:color w:val="FF0000"/>
-                <w:sz w:val="23"/>
-              </w:rPr>
-            </w:pPr>
-          </w:p>
-          <w:p>
-            <w:pPr>
-              <w:jc w:val="center"/>
-              <w:rPr>
-                <w:color w:val="FF0000"/>
-                <w:sz w:val="23"/>
-              </w:rPr>
-            </w:pPr>
-          </w:p>
-          <w:p>
-            <w:pPr>
-              <w:jc w:val="center"/>
-              <w:rPr>
-                <w:color w:val="FF0000"/>
-                <w:sz w:val="23"/>
-              </w:rPr>
-            </w:pPr>
-          </w:p>
-          <w:p>
-            <w:pPr>
-              <w:jc w:val="center"/>
-              <w:rPr>
-                <w:color w:val="FF0000"/>
-                <w:sz w:val="23"/>
-              </w:rPr>
-            </w:pPr>
-          </w:p>
-          <w:p>
-            <w:pPr>
-              <w:jc w:val="center"/>
-              <w:rPr>
-                <w:color w:val="FF0000"/>
-                <w:sz w:val="23"/>
-              </w:rPr>
-            </w:pPr>
-          </w:p>
-          <w:p>
-            <w:pPr>
-              <w:jc w:val="center"/>
-              <w:rPr>
+                <w:rFonts w:asciiTheme="minorHAnsi" w:hAnsiTheme="minorHAnsi" w:cstheme="minorHAnsi"/>
+                <w:color w:val="FF0000"/>
+                <w:sz w:val="23"/>
+              </w:rPr>
+            </w:pPr>
+          </w:p>
+          <w:p>
+            <w:pPr>
+              <w:jc w:val="center"/>
+              <w:rPr>
+                <w:rFonts w:asciiTheme="minorHAnsi" w:hAnsiTheme="minorHAnsi" w:cstheme="minorHAnsi"/>
+                <w:color w:val="FF0000"/>
+                <w:sz w:val="23"/>
+              </w:rPr>
+            </w:pPr>
+          </w:p>
+          <w:p>
+            <w:pPr>
+              <w:jc w:val="center"/>
+              <w:rPr>
+                <w:rFonts w:asciiTheme="minorHAnsi" w:hAnsiTheme="minorHAnsi" w:cstheme="minorHAnsi"/>
+                <w:color w:val="FF0000"/>
+                <w:sz w:val="23"/>
+              </w:rPr>
+            </w:pPr>
+          </w:p>
+          <w:p>
+            <w:pPr>
+              <w:jc w:val="center"/>
+              <w:rPr>
+                <w:rFonts w:asciiTheme="minorHAnsi" w:hAnsiTheme="minorHAnsi" w:cstheme="minorHAnsi"/>
+                <w:color w:val="FF0000"/>
+                <w:sz w:val="23"/>
+              </w:rPr>
+            </w:pPr>
+          </w:p>
+          <w:p>
+            <w:pPr>
+              <w:jc w:val="center"/>
+              <w:rPr>
+                <w:rFonts w:asciiTheme="minorHAnsi" w:hAnsiTheme="minorHAnsi" w:cstheme="minorHAnsi"/>
+                <w:color w:val="FF0000"/>
+                <w:sz w:val="23"/>
+              </w:rPr>
+            </w:pPr>
+          </w:p>
+          <w:p>
+            <w:pPr>
+              <w:jc w:val="center"/>
+              <w:rPr>
+                <w:rFonts w:asciiTheme="minorHAnsi" w:hAnsiTheme="minorHAnsi" w:cstheme="minorHAnsi"/>
+                <w:color w:val="FF0000"/>
+                <w:sz w:val="23"/>
+              </w:rPr>
+            </w:pPr>
+          </w:p>
+          <w:p>
+            <w:pPr>
+              <w:jc w:val="center"/>
+              <w:rPr>
+                <w:rFonts w:asciiTheme="minorHAnsi" w:hAnsiTheme="minorHAnsi" w:cstheme="minorHAnsi"/>
+                <w:color w:val="FF0000"/>
+                <w:sz w:val="23"/>
+              </w:rPr>
+            </w:pPr>
+          </w:p>
+          <w:p>
+            <w:pPr>
+              <w:jc w:val="center"/>
+              <w:rPr>
+                <w:rFonts w:asciiTheme="minorHAnsi" w:hAnsiTheme="minorHAnsi" w:cstheme="minorHAnsi"/>
+                <w:color w:val="FF0000"/>
+                <w:sz w:val="23"/>
+              </w:rPr>
+            </w:pPr>
+          </w:p>
+          <w:p>
+            <w:pPr>
+              <w:jc w:val="center"/>
+              <w:rPr>
+                <w:rFonts w:asciiTheme="minorHAnsi" w:hAnsiTheme="minorHAnsi" w:cstheme="minorHAnsi"/>
+                <w:color w:val="FF0000"/>
+                <w:sz w:val="23"/>
+              </w:rPr>
+            </w:pPr>
+          </w:p>
+          <w:p>
+            <w:pPr>
+              <w:jc w:val="center"/>
+              <w:rPr>
+                <w:rFonts w:asciiTheme="minorHAnsi" w:hAnsiTheme="minorHAnsi" w:cstheme="minorHAnsi"/>
+                <w:color w:val="FF0000"/>
+                <w:sz w:val="23"/>
+              </w:rPr>
+            </w:pPr>
+          </w:p>
+          <w:p>
+            <w:pPr>
+              <w:jc w:val="center"/>
+              <w:rPr>
+                <w:rFonts w:asciiTheme="minorHAnsi" w:hAnsiTheme="minorHAnsi" w:cstheme="minorHAnsi"/>
+                <w:color w:val="FF0000"/>
+                <w:sz w:val="23"/>
+              </w:rPr>
+            </w:pPr>
+          </w:p>
+          <w:p>
+            <w:pPr>
+              <w:jc w:val="center"/>
+              <w:rPr>
+                <w:rFonts w:asciiTheme="minorHAnsi" w:hAnsiTheme="minorHAnsi" w:cstheme="minorHAnsi"/>
+                <w:color w:val="FF0000"/>
+                <w:sz w:val="23"/>
+              </w:rPr>
+            </w:pPr>
+          </w:p>
+          <w:p>
+            <w:pPr>
+              <w:jc w:val="center"/>
+              <w:rPr>
+                <w:rFonts w:asciiTheme="minorHAnsi" w:hAnsiTheme="minorHAnsi" w:cstheme="minorHAnsi"/>
+                <w:color w:val="FF0000"/>
+                <w:sz w:val="23"/>
+              </w:rPr>
+            </w:pPr>
+          </w:p>
+          <w:p>
+            <w:pPr>
+              <w:jc w:val="center"/>
+              <w:rPr>
+                <w:rFonts w:asciiTheme="minorHAnsi" w:hAnsiTheme="minorHAnsi" w:cstheme="minorHAnsi"/>
+                <w:color w:val="FF0000"/>
+                <w:sz w:val="23"/>
+              </w:rPr>
+            </w:pPr>
+          </w:p>
+          <w:p>
+            <w:pPr>
+              <w:jc w:val="center"/>
+              <w:rPr>
+                <w:rFonts w:asciiTheme="minorHAnsi" w:hAnsiTheme="minorHAnsi" w:cstheme="minorHAnsi"/>
+                <w:color w:val="FF0000"/>
+                <w:sz w:val="23"/>
+              </w:rPr>
+            </w:pPr>
+          </w:p>
+          <w:p>
+            <w:pPr>
+              <w:jc w:val="center"/>
+              <w:rPr>
+                <w:rFonts w:asciiTheme="minorHAnsi" w:hAnsiTheme="minorHAnsi" w:cstheme="minorHAnsi"/>
+                <w:color w:val="FF0000"/>
+                <w:sz w:val="23"/>
+              </w:rPr>
+            </w:pPr>
+          </w:p>
+          <w:p>
+            <w:pPr>
+              <w:jc w:val="center"/>
+              <w:rPr>
+                <w:rFonts w:asciiTheme="minorHAnsi" w:hAnsiTheme="minorHAnsi" w:cstheme="minorHAnsi"/>
+                <w:color w:val="FF0000"/>
+                <w:sz w:val="23"/>
+              </w:rPr>
+            </w:pPr>
+          </w:p>
+          <w:p>
+            <w:pPr>
+              <w:jc w:val="center"/>
+              <w:rPr>
+                <w:rFonts w:asciiTheme="minorHAnsi" w:hAnsiTheme="minorHAnsi" w:cstheme="minorHAnsi"/>
+                <w:color w:val="FF0000"/>
+                <w:sz w:val="23"/>
+              </w:rPr>
+            </w:pPr>
+          </w:p>
+          <w:p>
+            <w:pPr>
+              <w:jc w:val="center"/>
+              <w:rPr>
+                <w:rFonts w:asciiTheme="minorHAnsi" w:hAnsiTheme="minorHAnsi" w:cstheme="minorHAnsi"/>
+                <w:color w:val="FF0000"/>
+                <w:sz w:val="23"/>
+              </w:rPr>
+            </w:pPr>
+          </w:p>
+          <w:p>
+            <w:pPr>
+              <w:jc w:val="center"/>
+              <w:rPr>
+                <w:rFonts w:asciiTheme="minorHAnsi" w:hAnsiTheme="minorHAnsi" w:cstheme="minorHAnsi"/>
+                <w:color w:val="FF0000"/>
+                <w:sz w:val="23"/>
+              </w:rPr>
+            </w:pPr>
+          </w:p>
+          <w:p>
+            <w:pPr>
+              <w:jc w:val="center"/>
+              <w:rPr>
+                <w:rFonts w:asciiTheme="minorHAnsi" w:hAnsiTheme="minorHAnsi" w:cstheme="minorHAnsi"/>
+                <w:color w:val="FF0000"/>
+                <w:sz w:val="23"/>
+              </w:rPr>
+            </w:pPr>
+          </w:p>
+          <w:p>
+            <w:pPr>
+              <w:jc w:val="center"/>
+              <w:rPr>
+                <w:rFonts w:asciiTheme="minorHAnsi" w:hAnsiTheme="minorHAnsi" w:cstheme="minorHAnsi"/>
+                <w:color w:val="FF0000"/>
+                <w:sz w:val="23"/>
+              </w:rPr>
+            </w:pPr>
+          </w:p>
+          <w:p>
+            <w:pPr>
+              <w:jc w:val="center"/>
+              <w:rPr>
+                <w:rFonts w:asciiTheme="minorHAnsi" w:hAnsiTheme="minorHAnsi" w:cstheme="minorHAnsi"/>
                 <w:emboss/>
                 <w:color w:val="FF0000"/>
                 <w:sz w:val="23"/>
@@ -1303,6 +1124,7 @@
             </w:pPr>
             <w:r>
               <w:rPr>
+                <w:rFonts w:asciiTheme="minorHAnsi" w:hAnsiTheme="minorHAnsi" w:cstheme="minorHAnsi"/>
                 <w:emboss/>
                 <w:color w:val="FF0000"/>
                 <w:sz w:val="23"/>
@@ -1314,6 +1136,7 @@
             <w:pPr>
               <w:jc w:val="center"/>
               <w:rPr>
+                <w:rFonts w:asciiTheme="minorHAnsi" w:hAnsiTheme="minorHAnsi" w:cstheme="minorHAnsi"/>
                 <w:emboss/>
                 <w:color w:val="FF0000"/>
                 <w:sz w:val="23"/>
@@ -1324,10 +1147,13 @@
             <w:pPr>
               <w:snapToGrid w:val="0"/>
               <w:jc w:val="center"/>
-            </w:pPr>
-            <w:r>
-              <w:rPr>
-                <w:rFonts w:cs="Arial"/>
+              <w:rPr>
+                <w:rFonts w:asciiTheme="minorHAnsi" w:hAnsiTheme="minorHAnsi" w:cstheme="minorHAnsi"/>
+              </w:rPr>
+            </w:pPr>
+            <w:r>
+              <w:rPr>
+                <w:rFonts w:asciiTheme="minorHAnsi" w:hAnsiTheme="minorHAnsi" w:cstheme="minorHAnsi"/>
                 <w:b/>
                 <w:bCs/>
                 <w:emboss/>
@@ -1338,12 +1164,21 @@
               <w:t>Trevy Burgess</w:t>
             </w:r>
           </w:p>
-          <w:p/>
+          <w:p>
+            <w:pPr>
+              <w:rPr>
+                <w:rFonts w:asciiTheme="minorHAnsi" w:hAnsiTheme="minorHAnsi" w:cstheme="minorHAnsi"/>
+              </w:rPr>
+            </w:pPr>
+          </w:p>
         </w:tc>
       </w:tr>
     </w:tbl>
     <w:p>
       <w:pPr>
+        <w:rPr>
+          <w:rFonts w:asciiTheme="minorHAnsi" w:hAnsiTheme="minorHAnsi" w:cstheme="minorHAnsi"/>
+        </w:rPr>
         <w:sectPr>
           <w:pgSz w:w="18533" w:h="13320"/>
           <w:pgMar w:top="0" w:right="0" w:bottom="0" w:left="0" w:header="720" w:footer="720" w:gutter="0"/>
@@ -1352,7 +1187,13 @@
         </w:sectPr>
       </w:pPr>
     </w:p>
-    <w:p/>
+    <w:p>
+      <w:pPr>
+        <w:rPr>
+          <w:rFonts w:asciiTheme="minorHAnsi" w:hAnsiTheme="minorHAnsi" w:cstheme="minorHAnsi"/>
+        </w:rPr>
+      </w:pPr>
+    </w:p>
     <w:sectPr>
       <w:type w:val="continuous"/>
       <w:pgSz w:w="18533" w:h="13320"/>
